--- a/Tema1/UD1 Ejercicios parte1.docx
+++ b/Tema1/UD1 Ejercicios parte1.docx
@@ -1,6 +1,6 @@
 
 <file path=word/document.xml><?xml version="1.0" encoding="utf-8"?>
-<w:document xmlns:wpc="http://schemas.microsoft.com/office/word/2010/wordprocessingCanvas" xmlns:cx="http://schemas.microsoft.com/office/drawing/2014/chartex" xmlns:cx1="http://schemas.microsoft.com/office/drawing/2015/9/8/chartex" xmlns:cx2="http://schemas.microsoft.com/office/drawing/2015/10/21/chartex" xmlns:cx3="http://schemas.microsoft.com/office/drawing/2016/5/9/chartex" xmlns:cx4="http://schemas.microsoft.com/office/drawing/2016/5/10/chartex" xmlns:cx5="http://schemas.microsoft.com/office/drawing/2016/5/11/chartex" xmlns:cx6="http://schemas.microsoft.com/office/drawing/2016/5/12/chartex" xmlns:cx7="http://schemas.microsoft.com/office/drawing/2016/5/13/chartex" xmlns:cx8="http://schemas.microsoft.com/office/drawing/2016/5/14/chartex" xmlns:mc="http://schemas.openxmlformats.org/markup-compatibility/2006" xmlns:aink="http://schemas.microsoft.com/office/drawing/2016/ink" xmlns:am3d="http://schemas.microsoft.com/office/drawing/2017/model3d" xmlns:o="urn:schemas-microsoft-com:office:office" xmlns:oel="http://schemas.microsoft.com/office/2019/extlst" xmlns:r="http://schemas.openxmlformats.org/officeDocument/2006/relationships" xmlns:m="http://schemas.openxmlformats.org/officeDocument/2006/math" xmlns:v="urn:schemas-microsoft-com:vml" xmlns:wp14="http://schemas.microsoft.com/office/word/2010/wordprocessingDrawing" xmlns:wp="http://schemas.openxmlformats.org/drawingml/2006/wordprocessingDrawing" xmlns:w10="urn:schemas-microsoft-com:office:word" xmlns:w="http://schemas.openxmlformats.org/wordprocessingml/2006/main" xmlns:w14="http://schemas.microsoft.com/office/word/2010/wordml" xmlns:w15="http://schemas.microsoft.com/office/word/2012/wordml" xmlns:w16cex="http://schemas.microsoft.com/office/word/2018/wordml/cex" xmlns:w16cid="http://schemas.microsoft.com/office/word/2016/wordml/cid" xmlns:w16="http://schemas.microsoft.com/office/word/2018/wordml" xmlns:w16du="http://schemas.microsoft.com/office/word/2023/wordml/word16du" xmlns:w16sdtdh="http://schemas.microsoft.com/office/word/2020/wordml/sdtdatahash" xmlns:w16se="http://schemas.microsoft.com/office/word/2015/wordml/symex" xmlns:wpg="http://schemas.microsoft.com/office/word/2010/wordprocessingGroup" xmlns:wpi="http://schemas.microsoft.com/office/word/2010/wordprocessingInk" xmlns:wne="http://schemas.microsoft.com/office/word/2006/wordml" xmlns:wps="http://schemas.microsoft.com/office/word/2010/wordprocessingShape" mc:Ignorable="w14 w15 w16se w16cid w16 w16cex w16sdtdh w16du wp14">
+<w:document xmlns:wpc="http://schemas.microsoft.com/office/word/2010/wordprocessingCanvas" xmlns:cx="http://schemas.microsoft.com/office/drawing/2014/chartex" xmlns:mc="http://schemas.openxmlformats.org/markup-compatibility/2006" xmlns:o="urn:schemas-microsoft-com:office:office" xmlns:r="http://schemas.openxmlformats.org/officeDocument/2006/relationships" xmlns:m="http://schemas.openxmlformats.org/officeDocument/2006/math" xmlns:v="urn:schemas-microsoft-com:vml" xmlns:wp14="http://schemas.microsoft.com/office/word/2010/wordprocessingDrawing" xmlns:wp="http://schemas.openxmlformats.org/drawingml/2006/wordprocessingDrawing" xmlns:w10="urn:schemas-microsoft-com:office:word" xmlns:w="http://schemas.openxmlformats.org/wordprocessingml/2006/main" xmlns:w14="http://schemas.microsoft.com/office/word/2010/wordml" xmlns:w15="http://schemas.microsoft.com/office/word/2012/wordml" xmlns:w16se="http://schemas.microsoft.com/office/word/2015/wordml/symex" xmlns:wpg="http://schemas.microsoft.com/office/word/2010/wordprocessingGroup" xmlns:wpi="http://schemas.microsoft.com/office/word/2010/wordprocessingInk" xmlns:wne="http://schemas.microsoft.com/office/word/2006/wordml" xmlns:wps="http://schemas.microsoft.com/office/word/2010/wordprocessingShape" mc:Ignorable="w14 w15 w16se wp14">
   <w:body>
     <w:p>
       <w:pPr>
@@ -91,6 +91,441 @@
     <w:p>
       <w:pPr>
         <w:pStyle w:val="NormalWeb"/>
+        <w:jc w:val="both"/>
+      </w:pPr>
+      <w:r>
+        <w:t>Con datos como el número de viajes semanales para que se considere que el pasajero es frecuente</w:t>
+      </w:r>
+    </w:p>
+    <w:p>
+      <w:pPr>
+        <w:shd w:val="clear" w:color="auto" w:fill="011627"/>
+        <w:spacing w:after="0" w:line="285" w:lineRule="atLeast"/>
+        <w:ind w:left="720"/>
+        <w:jc w:val="left"/>
+        <w:rPr>
+          <w:rFonts w:ascii="Consolas" w:eastAsia="Times New Roman" w:hAnsi="Consolas" w:cs="Times New Roman"/>
+          <w:color w:val="D6DEEB"/>
+          <w:sz w:val="21"/>
+          <w:szCs w:val="21"/>
+          <w:lang w:eastAsia="es-ES"/>
+        </w:rPr>
+      </w:pPr>
+      <w:proofErr w:type="spellStart"/>
+      <w:r>
+        <w:rPr>
+          <w:rFonts w:ascii="Consolas" w:eastAsia="Times New Roman" w:hAnsi="Consolas" w:cs="Times New Roman"/>
+          <w:color w:val="D6DEEB"/>
+          <w:sz w:val="21"/>
+          <w:szCs w:val="21"/>
+          <w:lang w:eastAsia="es-ES"/>
+        </w:rPr>
+        <w:t>viajero_frecuente</w:t>
+      </w:r>
+      <w:proofErr w:type="spellEnd"/>
+      <w:r>
+        <w:rPr>
+          <w:rFonts w:ascii="Consolas" w:eastAsia="Times New Roman" w:hAnsi="Consolas" w:cs="Times New Roman"/>
+          <w:color w:val="D6DEEB"/>
+          <w:sz w:val="21"/>
+          <w:szCs w:val="21"/>
+          <w:lang w:eastAsia="es-ES"/>
+        </w:rPr>
+        <w:t xml:space="preserve"> </w:t>
+      </w:r>
+      <w:r>
+        <w:rPr>
+          <w:rFonts w:ascii="Consolas" w:eastAsia="Times New Roman" w:hAnsi="Consolas" w:cs="Times New Roman"/>
+          <w:color w:val="C792EA"/>
+          <w:sz w:val="21"/>
+          <w:szCs w:val="21"/>
+          <w:lang w:eastAsia="es-ES"/>
+        </w:rPr>
+        <w:t>=</w:t>
+      </w:r>
+      <w:r>
+        <w:rPr>
+          <w:rFonts w:ascii="Consolas" w:eastAsia="Times New Roman" w:hAnsi="Consolas" w:cs="Times New Roman"/>
+          <w:color w:val="D6DEEB"/>
+          <w:sz w:val="21"/>
+          <w:szCs w:val="21"/>
+          <w:lang w:eastAsia="es-ES"/>
+        </w:rPr>
+        <w:t xml:space="preserve"> </w:t>
+      </w:r>
+      <w:r>
+        <w:rPr>
+          <w:rFonts w:ascii="Consolas" w:eastAsia="Times New Roman" w:hAnsi="Consolas" w:cs="Times New Roman"/>
+          <w:color w:val="F78C6C"/>
+          <w:sz w:val="21"/>
+          <w:szCs w:val="21"/>
+          <w:lang w:eastAsia="es-ES"/>
+        </w:rPr>
+        <w:t>cantidad</w:t>
+      </w:r>
+    </w:p>
+    <w:p>
+      <w:pPr>
+        <w:shd w:val="clear" w:color="auto" w:fill="011627"/>
+        <w:spacing w:after="0" w:line="285" w:lineRule="atLeast"/>
+        <w:ind w:left="720"/>
+        <w:jc w:val="left"/>
+        <w:rPr>
+          <w:rFonts w:ascii="Consolas" w:eastAsia="Times New Roman" w:hAnsi="Consolas" w:cs="Times New Roman"/>
+          <w:color w:val="D6DEEB"/>
+          <w:sz w:val="21"/>
+          <w:szCs w:val="21"/>
+          <w:lang w:eastAsia="es-ES"/>
+        </w:rPr>
+      </w:pPr>
+      <w:proofErr w:type="spellStart"/>
+      <w:r>
+        <w:rPr>
+          <w:rFonts w:ascii="Consolas" w:eastAsia="Times New Roman" w:hAnsi="Consolas" w:cs="Times New Roman"/>
+          <w:color w:val="D6DEEB"/>
+          <w:sz w:val="21"/>
+          <w:szCs w:val="21"/>
+          <w:lang w:eastAsia="es-ES"/>
+        </w:rPr>
+        <w:t>frecuencia_viajes</w:t>
+      </w:r>
+      <w:proofErr w:type="spellEnd"/>
+      <w:r>
+        <w:rPr>
+          <w:rFonts w:ascii="Consolas" w:eastAsia="Times New Roman" w:hAnsi="Consolas" w:cs="Times New Roman"/>
+          <w:color w:val="D6DEEB"/>
+          <w:sz w:val="21"/>
+          <w:szCs w:val="21"/>
+          <w:lang w:eastAsia="es-ES"/>
+        </w:rPr>
+        <w:t xml:space="preserve"> </w:t>
+      </w:r>
+      <w:r>
+        <w:rPr>
+          <w:rFonts w:ascii="Consolas" w:eastAsia="Times New Roman" w:hAnsi="Consolas" w:cs="Times New Roman"/>
+          <w:color w:val="C792EA"/>
+          <w:sz w:val="21"/>
+          <w:szCs w:val="21"/>
+          <w:lang w:eastAsia="es-ES"/>
+        </w:rPr>
+        <w:t>=</w:t>
+      </w:r>
+      <w:r>
+        <w:rPr>
+          <w:rFonts w:ascii="Consolas" w:eastAsia="Times New Roman" w:hAnsi="Consolas" w:cs="Times New Roman"/>
+          <w:color w:val="D6DEEB"/>
+          <w:sz w:val="21"/>
+          <w:szCs w:val="21"/>
+          <w:lang w:eastAsia="es-ES"/>
+        </w:rPr>
+        <w:t xml:space="preserve"> </w:t>
+      </w:r>
+      <w:r>
+        <w:rPr>
+          <w:rFonts w:ascii="Consolas" w:eastAsia="Times New Roman" w:hAnsi="Consolas" w:cs="Times New Roman"/>
+          <w:color w:val="F78C6C"/>
+          <w:sz w:val="21"/>
+          <w:szCs w:val="21"/>
+          <w:lang w:eastAsia="es-ES"/>
+        </w:rPr>
+        <w:t>10</w:t>
+      </w:r>
+    </w:p>
+    <w:p>
+      <w:pPr>
+        <w:shd w:val="clear" w:color="auto" w:fill="011627"/>
+        <w:spacing w:after="0" w:line="285" w:lineRule="atLeast"/>
+        <w:ind w:left="720"/>
+        <w:jc w:val="left"/>
+        <w:rPr>
+          <w:rFonts w:ascii="Consolas" w:eastAsia="Times New Roman" w:hAnsi="Consolas" w:cs="Times New Roman"/>
+          <w:color w:val="D6DEEB"/>
+          <w:sz w:val="21"/>
+          <w:szCs w:val="21"/>
+          <w:lang w:eastAsia="es-ES"/>
+        </w:rPr>
+      </w:pPr>
+    </w:p>
+    <w:p>
+      <w:pPr>
+        <w:shd w:val="clear" w:color="auto" w:fill="011627"/>
+        <w:spacing w:after="0" w:line="285" w:lineRule="atLeast"/>
+        <w:ind w:left="720"/>
+        <w:jc w:val="left"/>
+        <w:rPr>
+          <w:rFonts w:ascii="Consolas" w:eastAsia="Times New Roman" w:hAnsi="Consolas" w:cs="Times New Roman"/>
+          <w:color w:val="D6DEEB"/>
+          <w:sz w:val="21"/>
+          <w:szCs w:val="21"/>
+          <w:lang w:eastAsia="es-ES"/>
+        </w:rPr>
+      </w:pPr>
+      <w:proofErr w:type="spellStart"/>
+      <w:proofErr w:type="gramStart"/>
+      <w:r>
+        <w:rPr>
+          <w:rFonts w:ascii="Consolas" w:eastAsia="Times New Roman" w:hAnsi="Consolas" w:cs="Times New Roman"/>
+          <w:i/>
+          <w:iCs/>
+          <w:color w:val="C792EA"/>
+          <w:sz w:val="21"/>
+          <w:szCs w:val="21"/>
+          <w:lang w:eastAsia="es-ES"/>
+        </w:rPr>
+        <w:t>if</w:t>
+      </w:r>
+      <w:proofErr w:type="spellEnd"/>
+      <w:r>
+        <w:rPr>
+          <w:rFonts w:ascii="Consolas" w:eastAsia="Times New Roman" w:hAnsi="Consolas" w:cs="Times New Roman"/>
+          <w:color w:val="D6DEEB"/>
+          <w:sz w:val="21"/>
+          <w:szCs w:val="21"/>
+          <w:lang w:eastAsia="es-ES"/>
+        </w:rPr>
+        <w:t>(</w:t>
+      </w:r>
+      <w:proofErr w:type="spellStart"/>
+      <w:proofErr w:type="gramEnd"/>
+      <w:r>
+        <w:rPr>
+          <w:rFonts w:ascii="Consolas" w:eastAsia="Times New Roman" w:hAnsi="Consolas" w:cs="Times New Roman"/>
+          <w:color w:val="D6DEEB"/>
+          <w:sz w:val="21"/>
+          <w:szCs w:val="21"/>
+          <w:lang w:eastAsia="es-ES"/>
+        </w:rPr>
+        <w:t>frecuencia_viajes</w:t>
+      </w:r>
+      <w:proofErr w:type="spellEnd"/>
+      <w:r>
+        <w:rPr>
+          <w:rFonts w:ascii="Consolas" w:eastAsia="Times New Roman" w:hAnsi="Consolas" w:cs="Times New Roman"/>
+          <w:color w:val="D6DEEB"/>
+          <w:sz w:val="21"/>
+          <w:szCs w:val="21"/>
+          <w:lang w:eastAsia="es-ES"/>
+        </w:rPr>
+        <w:t xml:space="preserve"> </w:t>
+      </w:r>
+      <w:r>
+        <w:rPr>
+          <w:rFonts w:ascii="Consolas" w:eastAsia="Times New Roman" w:hAnsi="Consolas" w:cs="Times New Roman"/>
+          <w:color w:val="C792EA"/>
+          <w:sz w:val="21"/>
+          <w:szCs w:val="21"/>
+          <w:lang w:eastAsia="es-ES"/>
+        </w:rPr>
+        <w:t>&gt;=</w:t>
+      </w:r>
+      <w:r>
+        <w:rPr>
+          <w:rFonts w:ascii="Consolas" w:eastAsia="Times New Roman" w:hAnsi="Consolas" w:cs="Times New Roman"/>
+          <w:color w:val="D6DEEB"/>
+          <w:sz w:val="21"/>
+          <w:szCs w:val="21"/>
+          <w:lang w:eastAsia="es-ES"/>
+        </w:rPr>
+        <w:t xml:space="preserve"> </w:t>
+      </w:r>
+      <w:proofErr w:type="spellStart"/>
+      <w:r>
+        <w:rPr>
+          <w:rFonts w:ascii="Consolas" w:eastAsia="Times New Roman" w:hAnsi="Consolas" w:cs="Times New Roman"/>
+          <w:color w:val="D6DEEB"/>
+          <w:sz w:val="21"/>
+          <w:szCs w:val="21"/>
+          <w:lang w:eastAsia="es-ES"/>
+        </w:rPr>
+        <w:t>viajero_frecuente</w:t>
+      </w:r>
+      <w:proofErr w:type="spellEnd"/>
+      <w:r>
+        <w:rPr>
+          <w:rFonts w:ascii="Consolas" w:eastAsia="Times New Roman" w:hAnsi="Consolas" w:cs="Times New Roman"/>
+          <w:color w:val="D6DEEB"/>
+          <w:sz w:val="21"/>
+          <w:szCs w:val="21"/>
+          <w:lang w:eastAsia="es-ES"/>
+        </w:rPr>
+        <w:t>):</w:t>
+      </w:r>
+    </w:p>
+    <w:p>
+      <w:pPr>
+        <w:shd w:val="clear" w:color="auto" w:fill="011627"/>
+        <w:spacing w:after="0" w:line="285" w:lineRule="atLeast"/>
+        <w:ind w:left="720"/>
+        <w:jc w:val="left"/>
+        <w:rPr>
+          <w:rFonts w:ascii="Consolas" w:eastAsia="Times New Roman" w:hAnsi="Consolas" w:cs="Times New Roman"/>
+          <w:color w:val="D6DEEB"/>
+          <w:sz w:val="21"/>
+          <w:szCs w:val="21"/>
+          <w:lang w:eastAsia="es-ES"/>
+        </w:rPr>
+      </w:pPr>
+      <w:r>
+        <w:rPr>
+          <w:rFonts w:ascii="Consolas" w:eastAsia="Times New Roman" w:hAnsi="Consolas" w:cs="Times New Roman"/>
+          <w:color w:val="D6DEEB"/>
+          <w:sz w:val="21"/>
+          <w:szCs w:val="21"/>
+          <w:lang w:eastAsia="es-ES"/>
+        </w:rPr>
+        <w:t xml:space="preserve">    </w:t>
+      </w:r>
+      <w:proofErr w:type="spellStart"/>
+      <w:r>
+        <w:rPr>
+          <w:rFonts w:ascii="Consolas" w:eastAsia="Times New Roman" w:hAnsi="Consolas" w:cs="Times New Roman"/>
+          <w:i/>
+          <w:iCs/>
+          <w:color w:val="C792EA"/>
+          <w:sz w:val="21"/>
+          <w:szCs w:val="21"/>
+          <w:lang w:eastAsia="es-ES"/>
+        </w:rPr>
+        <w:t>return</w:t>
+      </w:r>
+      <w:proofErr w:type="spellEnd"/>
+      <w:r>
+        <w:rPr>
+          <w:rFonts w:ascii="Consolas" w:eastAsia="Times New Roman" w:hAnsi="Consolas" w:cs="Times New Roman"/>
+          <w:color w:val="D6DEEB"/>
+          <w:sz w:val="21"/>
+          <w:szCs w:val="21"/>
+          <w:lang w:eastAsia="es-ES"/>
+        </w:rPr>
+        <w:t xml:space="preserve"> </w:t>
+      </w:r>
+      <w:r>
+        <w:rPr>
+          <w:rFonts w:ascii="Consolas" w:eastAsia="Times New Roman" w:hAnsi="Consolas" w:cs="Times New Roman"/>
+          <w:color w:val="FF5874"/>
+          <w:sz w:val="21"/>
+          <w:szCs w:val="21"/>
+          <w:lang w:eastAsia="es-ES"/>
+        </w:rPr>
+        <w:t>True</w:t>
+      </w:r>
+    </w:p>
+    <w:p>
+      <w:pPr>
+        <w:shd w:val="clear" w:color="auto" w:fill="011627"/>
+        <w:spacing w:after="0" w:line="285" w:lineRule="atLeast"/>
+        <w:ind w:left="720"/>
+        <w:jc w:val="left"/>
+        <w:rPr>
+          <w:rFonts w:ascii="Consolas" w:eastAsia="Times New Roman" w:hAnsi="Consolas" w:cs="Times New Roman"/>
+          <w:color w:val="D6DEEB"/>
+          <w:sz w:val="21"/>
+          <w:szCs w:val="21"/>
+          <w:lang w:eastAsia="es-ES"/>
+        </w:rPr>
+      </w:pPr>
+      <w:proofErr w:type="spellStart"/>
+      <w:r>
+        <w:rPr>
+          <w:rFonts w:ascii="Consolas" w:eastAsia="Times New Roman" w:hAnsi="Consolas" w:cs="Times New Roman"/>
+          <w:i/>
+          <w:iCs/>
+          <w:color w:val="C792EA"/>
+          <w:sz w:val="21"/>
+          <w:szCs w:val="21"/>
+          <w:lang w:eastAsia="es-ES"/>
+        </w:rPr>
+        <w:t>else</w:t>
+      </w:r>
+      <w:proofErr w:type="spellEnd"/>
+      <w:r>
+        <w:rPr>
+          <w:rFonts w:ascii="Consolas" w:eastAsia="Times New Roman" w:hAnsi="Consolas" w:cs="Times New Roman"/>
+          <w:color w:val="D6DEEB"/>
+          <w:sz w:val="21"/>
+          <w:szCs w:val="21"/>
+          <w:lang w:eastAsia="es-ES"/>
+        </w:rPr>
+        <w:t>:</w:t>
+      </w:r>
+    </w:p>
+    <w:p>
+      <w:pPr>
+        <w:shd w:val="clear" w:color="auto" w:fill="011627"/>
+        <w:spacing w:after="0" w:line="285" w:lineRule="atLeast"/>
+        <w:ind w:left="720"/>
+        <w:jc w:val="left"/>
+        <w:rPr>
+          <w:rFonts w:ascii="Consolas" w:eastAsia="Times New Roman" w:hAnsi="Consolas" w:cs="Times New Roman"/>
+          <w:color w:val="D6DEEB"/>
+          <w:sz w:val="21"/>
+          <w:szCs w:val="21"/>
+          <w:lang w:eastAsia="es-ES"/>
+        </w:rPr>
+      </w:pPr>
+      <w:r>
+        <w:rPr>
+          <w:rFonts w:ascii="Consolas" w:eastAsia="Times New Roman" w:hAnsi="Consolas" w:cs="Times New Roman"/>
+          <w:color w:val="D6DEEB"/>
+          <w:sz w:val="21"/>
+          <w:szCs w:val="21"/>
+          <w:lang w:eastAsia="es-ES"/>
+        </w:rPr>
+        <w:t xml:space="preserve">    </w:t>
+      </w:r>
+      <w:proofErr w:type="spellStart"/>
+      <w:r>
+        <w:rPr>
+          <w:rFonts w:ascii="Consolas" w:eastAsia="Times New Roman" w:hAnsi="Consolas" w:cs="Times New Roman"/>
+          <w:i/>
+          <w:iCs/>
+          <w:color w:val="C792EA"/>
+          <w:sz w:val="21"/>
+          <w:szCs w:val="21"/>
+          <w:lang w:eastAsia="es-ES"/>
+        </w:rPr>
+        <w:t>return</w:t>
+      </w:r>
+      <w:proofErr w:type="spellEnd"/>
+      <w:r>
+        <w:rPr>
+          <w:rFonts w:ascii="Consolas" w:eastAsia="Times New Roman" w:hAnsi="Consolas" w:cs="Times New Roman"/>
+          <w:color w:val="D6DEEB"/>
+          <w:sz w:val="21"/>
+          <w:szCs w:val="21"/>
+          <w:lang w:eastAsia="es-ES"/>
+        </w:rPr>
+        <w:t xml:space="preserve"> </w:t>
+      </w:r>
+      <w:r>
+        <w:rPr>
+          <w:rFonts w:ascii="Consolas" w:eastAsia="Times New Roman" w:hAnsi="Consolas" w:cs="Times New Roman"/>
+          <w:color w:val="FF5874"/>
+          <w:sz w:val="21"/>
+          <w:szCs w:val="21"/>
+          <w:lang w:eastAsia="es-ES"/>
+        </w:rPr>
+        <w:t>False</w:t>
+      </w:r>
+    </w:p>
+    <w:p>
+      <w:pPr>
+        <w:pStyle w:val="Prrafodelista"/>
+        <w:shd w:val="clear" w:color="auto" w:fill="011627"/>
+        <w:spacing w:after="0" w:line="285" w:lineRule="atLeast"/>
+        <w:jc w:val="left"/>
+        <w:rPr>
+          <w:rFonts w:ascii="Consolas" w:eastAsia="Times New Roman" w:hAnsi="Consolas" w:cs="Times New Roman"/>
+          <w:color w:val="D6DEEB"/>
+          <w:sz w:val="21"/>
+          <w:szCs w:val="21"/>
+          <w:lang w:eastAsia="es-ES"/>
+        </w:rPr>
+      </w:pPr>
+    </w:p>
+    <w:p>
+      <w:pPr>
+        <w:pStyle w:val="NormalWeb"/>
         <w:numPr>
           <w:ilvl w:val="0"/>
           <w:numId w:val="24"/>
@@ -155,6 +590,43 @@
       <w:r>
         <w:t>.</w:t>
       </w:r>
+    </w:p>
+    <w:p>
+      <w:pPr>
+        <w:pStyle w:val="NormalWeb"/>
+        <w:jc w:val="both"/>
+      </w:pPr>
+      <w:r>
+        <w:t xml:space="preserve">No se puede resolver con programación tradicional ya que emplea una cantidad de datos e información que no es </w:t>
+      </w:r>
+      <w:r>
+        <w:t xml:space="preserve">humanamente </w:t>
+      </w:r>
+      <w:r>
+        <w:t>posible de procesar. En cambio</w:t>
+      </w:r>
+      <w:r>
+        <w:t>,</w:t>
+      </w:r>
+      <w:r>
+        <w:t xml:space="preserve"> mediante Machine </w:t>
+      </w:r>
+      <w:proofErr w:type="spellStart"/>
+      <w:r>
+        <w:t>Learning</w:t>
+      </w:r>
+      <w:proofErr w:type="spellEnd"/>
+      <w:r>
+        <w:t xml:space="preserve"> toda esa cantidad de información si se puede procesar</w:t>
+      </w:r>
+      <w:r>
+        <w:t xml:space="preserve"> y hacer una estimación más acertada</w:t>
+      </w:r>
+      <w:r>
+        <w:t>.</w:t>
+      </w:r>
+      <w:bookmarkStart w:id="0" w:name="_GoBack"/>
+      <w:bookmarkEnd w:id="0"/>
     </w:p>
     <w:p>
       <w:pPr>
@@ -445,7 +917,6 @@
           <w:rStyle w:val="CdigoHTML"/>
           <w:lang w:val="en-US"/>
         </w:rPr>
-        <w:lastRenderedPageBreak/>
         <w:t xml:space="preserve">  </w:t>
       </w:r>
       <w:r>
@@ -897,6 +1368,7 @@
           <w:b/>
           <w:bCs/>
         </w:rPr>
+        <w:lastRenderedPageBreak/>
         <w:t>"</w:t>
       </w:r>
       <w:proofErr w:type="spellStart"/>
@@ -1194,7 +1666,6 @@
         <w:rPr>
           <w:rFonts w:ascii="Apple Color Emoji" w:hAnsi="Apple Color Emoji" w:cs="Apple Color Emoji"/>
         </w:rPr>
-        <w:lastRenderedPageBreak/>
         <w:t>🛠️</w:t>
       </w:r>
       <w:r>
@@ -1662,6 +2133,7 @@
         </w:numPr>
       </w:pPr>
       <w:r>
+        <w:lastRenderedPageBreak/>
         <w:t xml:space="preserve">4. </w:t>
       </w:r>
       <w:r>
@@ -1749,7 +2221,6 @@
         <w:ind w:left="720"/>
       </w:pPr>
       <w:r>
-        <w:lastRenderedPageBreak/>
         <w:t>1. La IA debería poder escribir la mayor parte del código de un programador.</w:t>
       </w:r>
     </w:p>
@@ -1813,7 +2284,7 @@
 </file>
 
 <file path=word/endnotes.xml><?xml version="1.0" encoding="utf-8"?>
-<w:endnotes xmlns:wpc="http://schemas.microsoft.com/office/word/2010/wordprocessingCanvas" xmlns:cx="http://schemas.microsoft.com/office/drawing/2014/chartex" xmlns:cx1="http://schemas.microsoft.com/office/drawing/2015/9/8/chartex" xmlns:cx2="http://schemas.microsoft.com/office/drawing/2015/10/21/chartex" xmlns:cx3="http://schemas.microsoft.com/office/drawing/2016/5/9/chartex" xmlns:cx4="http://schemas.microsoft.com/office/drawing/2016/5/10/chartex" xmlns:cx5="http://schemas.microsoft.com/office/drawing/2016/5/11/chartex" xmlns:cx6="http://schemas.microsoft.com/office/drawing/2016/5/12/chartex" xmlns:cx7="http://schemas.microsoft.com/office/drawing/2016/5/13/chartex" xmlns:cx8="http://schemas.microsoft.com/office/drawing/2016/5/14/chartex" xmlns:mc="http://schemas.openxmlformats.org/markup-compatibility/2006" xmlns:aink="http://schemas.microsoft.com/office/drawing/2016/ink" xmlns:am3d="http://schemas.microsoft.com/office/drawing/2017/model3d" xmlns:o="urn:schemas-microsoft-com:office:office" xmlns:oel="http://schemas.microsoft.com/office/2019/extlst" xmlns:r="http://schemas.openxmlformats.org/officeDocument/2006/relationships" xmlns:m="http://schemas.openxmlformats.org/officeDocument/2006/math" xmlns:v="urn:schemas-microsoft-com:vml" xmlns:wp14="http://schemas.microsoft.com/office/word/2010/wordprocessingDrawing" xmlns:wp="http://schemas.openxmlformats.org/drawingml/2006/wordprocessingDrawing" xmlns:w10="urn:schemas-microsoft-com:office:word" xmlns:w="http://schemas.openxmlformats.org/wordprocessingml/2006/main" xmlns:w14="http://schemas.microsoft.com/office/word/2010/wordml" xmlns:w15="http://schemas.microsoft.com/office/word/2012/wordml" xmlns:w16cex="http://schemas.microsoft.com/office/word/2018/wordml/cex" xmlns:w16cid="http://schemas.microsoft.com/office/word/2016/wordml/cid" xmlns:w16="http://schemas.microsoft.com/office/word/2018/wordml" xmlns:w16du="http://schemas.microsoft.com/office/word/2023/wordml/word16du" xmlns:w16sdtdh="http://schemas.microsoft.com/office/word/2020/wordml/sdtdatahash" xmlns:w16se="http://schemas.microsoft.com/office/word/2015/wordml/symex" xmlns:wpg="http://schemas.microsoft.com/office/word/2010/wordprocessingGroup" xmlns:wpi="http://schemas.microsoft.com/office/word/2010/wordprocessingInk" xmlns:wne="http://schemas.microsoft.com/office/word/2006/wordml" xmlns:wps="http://schemas.microsoft.com/office/word/2010/wordprocessingShape" mc:Ignorable="w14 w15 w16se w16cid w16 w16cex w16sdtdh w16du wp14">
+<w:endnotes xmlns:wpc="http://schemas.microsoft.com/office/word/2010/wordprocessingCanvas" xmlns:cx="http://schemas.microsoft.com/office/drawing/2014/chartex" xmlns:mc="http://schemas.openxmlformats.org/markup-compatibility/2006" xmlns:o="urn:schemas-microsoft-com:office:office" xmlns:r="http://schemas.openxmlformats.org/officeDocument/2006/relationships" xmlns:m="http://schemas.openxmlformats.org/officeDocument/2006/math" xmlns:v="urn:schemas-microsoft-com:vml" xmlns:wp14="http://schemas.microsoft.com/office/word/2010/wordprocessingDrawing" xmlns:wp="http://schemas.openxmlformats.org/drawingml/2006/wordprocessingDrawing" xmlns:w10="urn:schemas-microsoft-com:office:word" xmlns:w="http://schemas.openxmlformats.org/wordprocessingml/2006/main" xmlns:w14="http://schemas.microsoft.com/office/word/2010/wordml" xmlns:w15="http://schemas.microsoft.com/office/word/2012/wordml" xmlns:w16se="http://schemas.microsoft.com/office/word/2015/wordml/symex" xmlns:wpg="http://schemas.microsoft.com/office/word/2010/wordprocessingGroup" xmlns:wpi="http://schemas.microsoft.com/office/word/2010/wordprocessingInk" xmlns:wne="http://schemas.microsoft.com/office/word/2006/wordml" xmlns:wps="http://schemas.microsoft.com/office/word/2010/wordprocessingShape" mc:Ignorable="w14 w15 w16se wp14">
   <w:endnote w:type="separator" w:id="-1">
     <w:p>
       <w:pPr>
@@ -1838,7 +2309,7 @@
 </file>
 
 <file path=word/footer1.xml><?xml version="1.0" encoding="utf-8"?>
-<w:ftr xmlns:wpc="http://schemas.microsoft.com/office/word/2010/wordprocessingCanvas" xmlns:cx="http://schemas.microsoft.com/office/drawing/2014/chartex" xmlns:cx1="http://schemas.microsoft.com/office/drawing/2015/9/8/chartex" xmlns:cx2="http://schemas.microsoft.com/office/drawing/2015/10/21/chartex" xmlns:cx3="http://schemas.microsoft.com/office/drawing/2016/5/9/chartex" xmlns:cx4="http://schemas.microsoft.com/office/drawing/2016/5/10/chartex" xmlns:cx5="http://schemas.microsoft.com/office/drawing/2016/5/11/chartex" xmlns:cx6="http://schemas.microsoft.com/office/drawing/2016/5/12/chartex" xmlns:cx7="http://schemas.microsoft.com/office/drawing/2016/5/13/chartex" xmlns:cx8="http://schemas.microsoft.com/office/drawing/2016/5/14/chartex" xmlns:mc="http://schemas.openxmlformats.org/markup-compatibility/2006" xmlns:aink="http://schemas.microsoft.com/office/drawing/2016/ink" xmlns:am3d="http://schemas.microsoft.com/office/drawing/2017/model3d" xmlns:o="urn:schemas-microsoft-com:office:office" xmlns:oel="http://schemas.microsoft.com/office/2019/extlst" xmlns:r="http://schemas.openxmlformats.org/officeDocument/2006/relationships" xmlns:m="http://schemas.openxmlformats.org/officeDocument/2006/math" xmlns:v="urn:schemas-microsoft-com:vml" xmlns:wp14="http://schemas.microsoft.com/office/word/2010/wordprocessingDrawing" xmlns:wp="http://schemas.openxmlformats.org/drawingml/2006/wordprocessingDrawing" xmlns:w10="urn:schemas-microsoft-com:office:word" xmlns:w="http://schemas.openxmlformats.org/wordprocessingml/2006/main" xmlns:w14="http://schemas.microsoft.com/office/word/2010/wordml" xmlns:w15="http://schemas.microsoft.com/office/word/2012/wordml" xmlns:w16cex="http://schemas.microsoft.com/office/word/2018/wordml/cex" xmlns:w16cid="http://schemas.microsoft.com/office/word/2016/wordml/cid" xmlns:w16="http://schemas.microsoft.com/office/word/2018/wordml" xmlns:w16du="http://schemas.microsoft.com/office/word/2023/wordml/word16du" xmlns:w16sdtdh="http://schemas.microsoft.com/office/word/2020/wordml/sdtdatahash" xmlns:w16se="http://schemas.microsoft.com/office/word/2015/wordml/symex" xmlns:wpg="http://schemas.microsoft.com/office/word/2010/wordprocessingGroup" xmlns:wpi="http://schemas.microsoft.com/office/word/2010/wordprocessingInk" xmlns:wne="http://schemas.microsoft.com/office/word/2006/wordml" xmlns:wps="http://schemas.microsoft.com/office/word/2010/wordprocessingShape" mc:Ignorable="w14 w15 w16se w16cid w16 w16cex w16sdtdh w16du wp14">
+<w:ftr xmlns:wpc="http://schemas.microsoft.com/office/word/2010/wordprocessingCanvas" xmlns:cx="http://schemas.microsoft.com/office/drawing/2014/chartex" xmlns:mc="http://schemas.openxmlformats.org/markup-compatibility/2006" xmlns:o="urn:schemas-microsoft-com:office:office" xmlns:r="http://schemas.openxmlformats.org/officeDocument/2006/relationships" xmlns:m="http://schemas.openxmlformats.org/officeDocument/2006/math" xmlns:v="urn:schemas-microsoft-com:vml" xmlns:wp14="http://schemas.microsoft.com/office/word/2010/wordprocessingDrawing" xmlns:wp="http://schemas.openxmlformats.org/drawingml/2006/wordprocessingDrawing" xmlns:w10="urn:schemas-microsoft-com:office:word" xmlns:w="http://schemas.openxmlformats.org/wordprocessingml/2006/main" xmlns:w14="http://schemas.microsoft.com/office/word/2010/wordml" xmlns:w15="http://schemas.microsoft.com/office/word/2012/wordml" xmlns:w16se="http://schemas.microsoft.com/office/word/2015/wordml/symex" xmlns:wpg="http://schemas.microsoft.com/office/word/2010/wordprocessingGroup" xmlns:wpi="http://schemas.microsoft.com/office/word/2010/wordprocessingInk" xmlns:wne="http://schemas.microsoft.com/office/word/2006/wordml" xmlns:wps="http://schemas.microsoft.com/office/word/2010/wordprocessingShape" mc:Ignorable="w14 w15 w16se wp14">
   <w:p>
     <w:pPr>
       <w:pBdr>
@@ -1859,7 +2330,7 @@
     <w:r>
       <w:rPr>
         <w:noProof/>
-        <w:lang w:val="es-ES_tradnl"/>
+        <w:lang w:eastAsia="es-ES"/>
       </w:rPr>
       <w:drawing>
         <wp:anchor distT="0" distB="0" distL="0" distR="0" simplePos="0" relativeHeight="251660288" behindDoc="0" locked="0" layoutInCell="1" hidden="0" allowOverlap="1" wp14:anchorId="5679C630" wp14:editId="18B4F7DB">
@@ -1910,7 +2381,7 @@
 </file>
 
 <file path=word/footnotes.xml><?xml version="1.0" encoding="utf-8"?>
-<w:footnotes xmlns:wpc="http://schemas.microsoft.com/office/word/2010/wordprocessingCanvas" xmlns:cx="http://schemas.microsoft.com/office/drawing/2014/chartex" xmlns:cx1="http://schemas.microsoft.com/office/drawing/2015/9/8/chartex" xmlns:cx2="http://schemas.microsoft.com/office/drawing/2015/10/21/chartex" xmlns:cx3="http://schemas.microsoft.com/office/drawing/2016/5/9/chartex" xmlns:cx4="http://schemas.microsoft.com/office/drawing/2016/5/10/chartex" xmlns:cx5="http://schemas.microsoft.com/office/drawing/2016/5/11/chartex" xmlns:cx6="http://schemas.microsoft.com/office/drawing/2016/5/12/chartex" xmlns:cx7="http://schemas.microsoft.com/office/drawing/2016/5/13/chartex" xmlns:cx8="http://schemas.microsoft.com/office/drawing/2016/5/14/chartex" xmlns:mc="http://schemas.openxmlformats.org/markup-compatibility/2006" xmlns:aink="http://schemas.microsoft.com/office/drawing/2016/ink" xmlns:am3d="http://schemas.microsoft.com/office/drawing/2017/model3d" xmlns:o="urn:schemas-microsoft-com:office:office" xmlns:oel="http://schemas.microsoft.com/office/2019/extlst" xmlns:r="http://schemas.openxmlformats.org/officeDocument/2006/relationships" xmlns:m="http://schemas.openxmlformats.org/officeDocument/2006/math" xmlns:v="urn:schemas-microsoft-com:vml" xmlns:wp14="http://schemas.microsoft.com/office/word/2010/wordprocessingDrawing" xmlns:wp="http://schemas.openxmlformats.org/drawingml/2006/wordprocessingDrawing" xmlns:w10="urn:schemas-microsoft-com:office:word" xmlns:w="http://schemas.openxmlformats.org/wordprocessingml/2006/main" xmlns:w14="http://schemas.microsoft.com/office/word/2010/wordml" xmlns:w15="http://schemas.microsoft.com/office/word/2012/wordml" xmlns:w16cex="http://schemas.microsoft.com/office/word/2018/wordml/cex" xmlns:w16cid="http://schemas.microsoft.com/office/word/2016/wordml/cid" xmlns:w16="http://schemas.microsoft.com/office/word/2018/wordml" xmlns:w16du="http://schemas.microsoft.com/office/word/2023/wordml/word16du" xmlns:w16sdtdh="http://schemas.microsoft.com/office/word/2020/wordml/sdtdatahash" xmlns:w16se="http://schemas.microsoft.com/office/word/2015/wordml/symex" xmlns:wpg="http://schemas.microsoft.com/office/word/2010/wordprocessingGroup" xmlns:wpi="http://schemas.microsoft.com/office/word/2010/wordprocessingInk" xmlns:wne="http://schemas.microsoft.com/office/word/2006/wordml" xmlns:wps="http://schemas.microsoft.com/office/word/2010/wordprocessingShape" mc:Ignorable="w14 w15 w16se w16cid w16 w16cex w16sdtdh w16du wp14">
+<w:footnotes xmlns:wpc="http://schemas.microsoft.com/office/word/2010/wordprocessingCanvas" xmlns:cx="http://schemas.microsoft.com/office/drawing/2014/chartex" xmlns:mc="http://schemas.openxmlformats.org/markup-compatibility/2006" xmlns:o="urn:schemas-microsoft-com:office:office" xmlns:r="http://schemas.openxmlformats.org/officeDocument/2006/relationships" xmlns:m="http://schemas.openxmlformats.org/officeDocument/2006/math" xmlns:v="urn:schemas-microsoft-com:vml" xmlns:wp14="http://schemas.microsoft.com/office/word/2010/wordprocessingDrawing" xmlns:wp="http://schemas.openxmlformats.org/drawingml/2006/wordprocessingDrawing" xmlns:w10="urn:schemas-microsoft-com:office:word" xmlns:w="http://schemas.openxmlformats.org/wordprocessingml/2006/main" xmlns:w14="http://schemas.microsoft.com/office/word/2010/wordml" xmlns:w15="http://schemas.microsoft.com/office/word/2012/wordml" xmlns:w16se="http://schemas.microsoft.com/office/word/2015/wordml/symex" xmlns:wpg="http://schemas.microsoft.com/office/word/2010/wordprocessingGroup" xmlns:wpi="http://schemas.microsoft.com/office/word/2010/wordprocessingInk" xmlns:wne="http://schemas.microsoft.com/office/word/2006/wordml" xmlns:wps="http://schemas.microsoft.com/office/word/2010/wordprocessingShape" mc:Ignorable="w14 w15 w16se wp14">
   <w:footnote w:type="separator" w:id="-1">
     <w:p>
       <w:pPr>
@@ -1935,7 +2406,7 @@
 </file>
 
 <file path=word/header1.xml><?xml version="1.0" encoding="utf-8"?>
-<w:hdr xmlns:wpc="http://schemas.microsoft.com/office/word/2010/wordprocessingCanvas" xmlns:cx="http://schemas.microsoft.com/office/drawing/2014/chartex" xmlns:cx1="http://schemas.microsoft.com/office/drawing/2015/9/8/chartex" xmlns:cx2="http://schemas.microsoft.com/office/drawing/2015/10/21/chartex" xmlns:cx3="http://schemas.microsoft.com/office/drawing/2016/5/9/chartex" xmlns:cx4="http://schemas.microsoft.com/office/drawing/2016/5/10/chartex" xmlns:cx5="http://schemas.microsoft.com/office/drawing/2016/5/11/chartex" xmlns:cx6="http://schemas.microsoft.com/office/drawing/2016/5/12/chartex" xmlns:cx7="http://schemas.microsoft.com/office/drawing/2016/5/13/chartex" xmlns:cx8="http://schemas.microsoft.com/office/drawing/2016/5/14/chartex" xmlns:mc="http://schemas.openxmlformats.org/markup-compatibility/2006" xmlns:aink="http://schemas.microsoft.com/office/drawing/2016/ink" xmlns:am3d="http://schemas.microsoft.com/office/drawing/2017/model3d" xmlns:o="urn:schemas-microsoft-com:office:office" xmlns:oel="http://schemas.microsoft.com/office/2019/extlst" xmlns:r="http://schemas.openxmlformats.org/officeDocument/2006/relationships" xmlns:m="http://schemas.openxmlformats.org/officeDocument/2006/math" xmlns:v="urn:schemas-microsoft-com:vml" xmlns:wp14="http://schemas.microsoft.com/office/word/2010/wordprocessingDrawing" xmlns:wp="http://schemas.openxmlformats.org/drawingml/2006/wordprocessingDrawing" xmlns:w10="urn:schemas-microsoft-com:office:word" xmlns:w="http://schemas.openxmlformats.org/wordprocessingml/2006/main" xmlns:w14="http://schemas.microsoft.com/office/word/2010/wordml" xmlns:w15="http://schemas.microsoft.com/office/word/2012/wordml" xmlns:w16cex="http://schemas.microsoft.com/office/word/2018/wordml/cex" xmlns:w16cid="http://schemas.microsoft.com/office/word/2016/wordml/cid" xmlns:w16="http://schemas.microsoft.com/office/word/2018/wordml" xmlns:w16du="http://schemas.microsoft.com/office/word/2023/wordml/word16du" xmlns:w16sdtdh="http://schemas.microsoft.com/office/word/2020/wordml/sdtdatahash" xmlns:w16se="http://schemas.microsoft.com/office/word/2015/wordml/symex" xmlns:wpg="http://schemas.microsoft.com/office/word/2010/wordprocessingGroup" xmlns:wpi="http://schemas.microsoft.com/office/word/2010/wordprocessingInk" xmlns:wne="http://schemas.microsoft.com/office/word/2006/wordml" xmlns:wps="http://schemas.microsoft.com/office/word/2010/wordprocessingShape" mc:Ignorable="w14 w15 w16se w16cid w16 w16cex w16sdtdh w16du wp14">
+<w:hdr xmlns:wpc="http://schemas.microsoft.com/office/word/2010/wordprocessingCanvas" xmlns:cx="http://schemas.microsoft.com/office/drawing/2014/chartex" xmlns:mc="http://schemas.openxmlformats.org/markup-compatibility/2006" xmlns:o="urn:schemas-microsoft-com:office:office" xmlns:r="http://schemas.openxmlformats.org/officeDocument/2006/relationships" xmlns:m="http://schemas.openxmlformats.org/officeDocument/2006/math" xmlns:v="urn:schemas-microsoft-com:vml" xmlns:wp14="http://schemas.microsoft.com/office/word/2010/wordprocessingDrawing" xmlns:wp="http://schemas.openxmlformats.org/drawingml/2006/wordprocessingDrawing" xmlns:w10="urn:schemas-microsoft-com:office:word" xmlns:w="http://schemas.openxmlformats.org/wordprocessingml/2006/main" xmlns:w14="http://schemas.microsoft.com/office/word/2010/wordml" xmlns:w15="http://schemas.microsoft.com/office/word/2012/wordml" xmlns:w16se="http://schemas.microsoft.com/office/word/2015/wordml/symex" xmlns:wpg="http://schemas.microsoft.com/office/word/2010/wordprocessingGroup" xmlns:wpi="http://schemas.microsoft.com/office/word/2010/wordprocessingInk" xmlns:wne="http://schemas.microsoft.com/office/word/2006/wordml" xmlns:wps="http://schemas.microsoft.com/office/word/2010/wordprocessingShape" mc:Ignorable="w14 w15 w16se wp14">
   <w:p>
     <w:pPr>
       <w:keepNext/>
@@ -1957,7 +2428,7 @@
     <w:r>
       <w:rPr>
         <w:noProof/>
-        <w:lang w:val="es-ES_tradnl"/>
+        <w:lang w:eastAsia="es-ES"/>
       </w:rPr>
       <w:drawing>
         <wp:anchor distT="0" distB="0" distL="114300" distR="114300" simplePos="0" relativeHeight="251658240" behindDoc="0" locked="0" layoutInCell="1" hidden="0" allowOverlap="1" wp14:anchorId="76C57F3F" wp14:editId="11AF8794">
@@ -2006,7 +2477,7 @@
     <w:r>
       <w:rPr>
         <w:noProof/>
-        <w:lang w:val="es-ES_tradnl"/>
+        <w:lang w:eastAsia="es-ES"/>
       </w:rPr>
       <w:drawing>
         <wp:anchor distT="0" distB="0" distL="114300" distR="114300" simplePos="0" relativeHeight="251659264" behindDoc="0" locked="0" layoutInCell="1" hidden="0" allowOverlap="1" wp14:anchorId="15F0FDA1" wp14:editId="593EBA31">
@@ -2057,7 +2528,7 @@
 </file>
 
 <file path=word/numbering.xml><?xml version="1.0" encoding="utf-8"?>
-<w:numbering xmlns:wpc="http://schemas.microsoft.com/office/word/2010/wordprocessingCanvas" xmlns:cx="http://schemas.microsoft.com/office/drawing/2014/chartex" xmlns:cx1="http://schemas.microsoft.com/office/drawing/2015/9/8/chartex" xmlns:cx2="http://schemas.microsoft.com/office/drawing/2015/10/21/chartex" xmlns:cx3="http://schemas.microsoft.com/office/drawing/2016/5/9/chartex" xmlns:cx4="http://schemas.microsoft.com/office/drawing/2016/5/10/chartex" xmlns:cx5="http://schemas.microsoft.com/office/drawing/2016/5/11/chartex" xmlns:cx6="http://schemas.microsoft.com/office/drawing/2016/5/12/chartex" xmlns:cx7="http://schemas.microsoft.com/office/drawing/2016/5/13/chartex" xmlns:cx8="http://schemas.microsoft.com/office/drawing/2016/5/14/chartex" xmlns:mc="http://schemas.openxmlformats.org/markup-compatibility/2006" xmlns:aink="http://schemas.microsoft.com/office/drawing/2016/ink" xmlns:am3d="http://schemas.microsoft.com/office/drawing/2017/model3d" xmlns:o="urn:schemas-microsoft-com:office:office" xmlns:oel="http://schemas.microsoft.com/office/2019/extlst" xmlns:r="http://schemas.openxmlformats.org/officeDocument/2006/relationships" xmlns:m="http://schemas.openxmlformats.org/officeDocument/2006/math" xmlns:v="urn:schemas-microsoft-com:vml" xmlns:wp14="http://schemas.microsoft.com/office/word/2010/wordprocessingDrawing" xmlns:wp="http://schemas.openxmlformats.org/drawingml/2006/wordprocessingDrawing" xmlns:w10="urn:schemas-microsoft-com:office:word" xmlns:w="http://schemas.openxmlformats.org/wordprocessingml/2006/main" xmlns:w14="http://schemas.microsoft.com/office/word/2010/wordml" xmlns:w15="http://schemas.microsoft.com/office/word/2012/wordml" xmlns:w16cex="http://schemas.microsoft.com/office/word/2018/wordml/cex" xmlns:w16cid="http://schemas.microsoft.com/office/word/2016/wordml/cid" xmlns:w16="http://schemas.microsoft.com/office/word/2018/wordml" xmlns:w16du="http://schemas.microsoft.com/office/word/2023/wordml/word16du" xmlns:w16sdtdh="http://schemas.microsoft.com/office/word/2020/wordml/sdtdatahash" xmlns:w16se="http://schemas.microsoft.com/office/word/2015/wordml/symex" xmlns:wpg="http://schemas.microsoft.com/office/word/2010/wordprocessingGroup" xmlns:wpi="http://schemas.microsoft.com/office/word/2010/wordprocessingInk" xmlns:wne="http://schemas.microsoft.com/office/word/2006/wordml" xmlns:wps="http://schemas.microsoft.com/office/word/2010/wordprocessingShape" mc:Ignorable="w14 w15 w16se w16cid w16 w16cex w16sdtdh w16du wp14">
+<w:numbering xmlns:wpc="http://schemas.microsoft.com/office/word/2010/wordprocessingCanvas" xmlns:cx="http://schemas.microsoft.com/office/drawing/2014/chartex" xmlns:mc="http://schemas.openxmlformats.org/markup-compatibility/2006" xmlns:o="urn:schemas-microsoft-com:office:office" xmlns:r="http://schemas.openxmlformats.org/officeDocument/2006/relationships" xmlns:m="http://schemas.openxmlformats.org/officeDocument/2006/math" xmlns:v="urn:schemas-microsoft-com:vml" xmlns:wp14="http://schemas.microsoft.com/office/word/2010/wordprocessingDrawing" xmlns:wp="http://schemas.openxmlformats.org/drawingml/2006/wordprocessingDrawing" xmlns:w10="urn:schemas-microsoft-com:office:word" xmlns:w="http://schemas.openxmlformats.org/wordprocessingml/2006/main" xmlns:w14="http://schemas.microsoft.com/office/word/2010/wordml" xmlns:w15="http://schemas.microsoft.com/office/word/2012/wordml" xmlns:w16se="http://schemas.microsoft.com/office/word/2015/wordml/symex" xmlns:wpg="http://schemas.microsoft.com/office/word/2010/wordprocessingGroup" xmlns:wpi="http://schemas.microsoft.com/office/word/2010/wordprocessingInk" xmlns:wne="http://schemas.microsoft.com/office/word/2006/wordml" xmlns:wps="http://schemas.microsoft.com/office/word/2010/wordprocessingShape" mc:Ignorable="w14 w15 w16se wp14">
   <w:abstractNum w:abstractNumId="0" w15:restartNumberingAfterBreak="0">
     <w:nsid w:val="01FB300A"/>
     <w:multiLevelType w:val="multilevel"/>
@@ -5577,22 +6048,22 @@
       </w:rPr>
     </w:lvl>
   </w:abstractNum>
-  <w:num w:numId="1" w16cid:durableId="638732374">
+  <w:num w:numId="1">
     <w:abstractNumId w:val="4"/>
   </w:num>
-  <w:num w:numId="2" w16cid:durableId="1483813541">
+  <w:num w:numId="2">
     <w:abstractNumId w:val="18"/>
   </w:num>
-  <w:num w:numId="3" w16cid:durableId="117143793">
+  <w:num w:numId="3">
     <w:abstractNumId w:val="22"/>
   </w:num>
-  <w:num w:numId="4" w16cid:durableId="248775732">
+  <w:num w:numId="4">
     <w:abstractNumId w:val="8"/>
   </w:num>
-  <w:num w:numId="5" w16cid:durableId="1894924245">
+  <w:num w:numId="5">
     <w:abstractNumId w:val="14"/>
   </w:num>
-  <w:num w:numId="6" w16cid:durableId="1296985550">
+  <w:num w:numId="6">
     <w:abstractNumId w:val="6"/>
     <w:lvlOverride w:ilvl="0">
       <w:lvl w:ilvl="0">
@@ -5602,7 +6073,7 @@
       </w:lvl>
     </w:lvlOverride>
   </w:num>
-  <w:num w:numId="7" w16cid:durableId="1074429546">
+  <w:num w:numId="7">
     <w:abstractNumId w:val="6"/>
     <w:lvlOverride w:ilvl="0">
       <w:lvl w:ilvl="0">
@@ -5612,7 +6083,7 @@
       </w:lvl>
     </w:lvlOverride>
   </w:num>
-  <w:num w:numId="8" w16cid:durableId="267468868">
+  <w:num w:numId="8">
     <w:abstractNumId w:val="6"/>
     <w:lvlOverride w:ilvl="0">
       <w:lvl w:ilvl="0">
@@ -5622,7 +6093,7 @@
       </w:lvl>
     </w:lvlOverride>
   </w:num>
-  <w:num w:numId="9" w16cid:durableId="410199021">
+  <w:num w:numId="9">
     <w:abstractNumId w:val="6"/>
     <w:lvlOverride w:ilvl="0">
       <w:lvl w:ilvl="0">
@@ -5632,77 +6103,77 @@
       </w:lvl>
     </w:lvlOverride>
   </w:num>
-  <w:num w:numId="10" w16cid:durableId="1151826800">
+  <w:num w:numId="10">
     <w:abstractNumId w:val="13"/>
   </w:num>
-  <w:num w:numId="11" w16cid:durableId="1584726434">
+  <w:num w:numId="11">
     <w:abstractNumId w:val="2"/>
   </w:num>
-  <w:num w:numId="12" w16cid:durableId="1548682243">
+  <w:num w:numId="12">
     <w:abstractNumId w:val="17"/>
   </w:num>
-  <w:num w:numId="13" w16cid:durableId="214237298">
+  <w:num w:numId="13">
     <w:abstractNumId w:val="1"/>
   </w:num>
-  <w:num w:numId="14" w16cid:durableId="1276448011">
+  <w:num w:numId="14">
     <w:abstractNumId w:val="15"/>
   </w:num>
-  <w:num w:numId="15" w16cid:durableId="1715156526">
+  <w:num w:numId="15">
     <w:abstractNumId w:val="25"/>
   </w:num>
-  <w:num w:numId="16" w16cid:durableId="1077900944">
+  <w:num w:numId="16">
     <w:abstractNumId w:val="9"/>
   </w:num>
-  <w:num w:numId="17" w16cid:durableId="969633545">
+  <w:num w:numId="17">
     <w:abstractNumId w:val="12"/>
   </w:num>
-  <w:num w:numId="18" w16cid:durableId="1588075435">
+  <w:num w:numId="18">
     <w:abstractNumId w:val="20"/>
   </w:num>
-  <w:num w:numId="19" w16cid:durableId="833689281">
+  <w:num w:numId="19">
     <w:abstractNumId w:val="11"/>
   </w:num>
-  <w:num w:numId="20" w16cid:durableId="355161416">
+  <w:num w:numId="20">
     <w:abstractNumId w:val="3"/>
   </w:num>
-  <w:num w:numId="21" w16cid:durableId="1064909799">
+  <w:num w:numId="21">
     <w:abstractNumId w:val="7"/>
   </w:num>
-  <w:num w:numId="22" w16cid:durableId="1904683400">
+  <w:num w:numId="22">
     <w:abstractNumId w:val="16"/>
   </w:num>
-  <w:num w:numId="23" w16cid:durableId="1827084832">
+  <w:num w:numId="23">
     <w:abstractNumId w:val="23"/>
   </w:num>
-  <w:num w:numId="24" w16cid:durableId="698745566">
+  <w:num w:numId="24">
     <w:abstractNumId w:val="24"/>
   </w:num>
-  <w:num w:numId="25" w16cid:durableId="1562786946">
+  <w:num w:numId="25">
     <w:abstractNumId w:val="10"/>
   </w:num>
-  <w:num w:numId="26" w16cid:durableId="160362">
+  <w:num w:numId="26">
     <w:abstractNumId w:val="21"/>
   </w:num>
-  <w:num w:numId="27" w16cid:durableId="1519272934">
+  <w:num w:numId="27">
     <w:abstractNumId w:val="5"/>
   </w:num>
-  <w:num w:numId="28" w16cid:durableId="948395122">
+  <w:num w:numId="28">
     <w:abstractNumId w:val="0"/>
   </w:num>
-  <w:num w:numId="29" w16cid:durableId="2020111314">
+  <w:num w:numId="29">
     <w:abstractNumId w:val="19"/>
   </w:num>
-  <w:num w:numId="30" w16cid:durableId="1074350065">
+  <w:num w:numId="30">
     <w:abstractNumId w:val="4"/>
   </w:num>
-  <w:num w:numId="31" w16cid:durableId="737287405">
+  <w:num w:numId="31">
     <w:abstractNumId w:val="4"/>
   </w:num>
 </w:numbering>
 </file>
 
 <file path=word/styles.xml><?xml version="1.0" encoding="utf-8"?>
-<w:styles xmlns:mc="http://schemas.openxmlformats.org/markup-compatibility/2006" xmlns:r="http://schemas.openxmlformats.org/officeDocument/2006/relationships" xmlns:w="http://schemas.openxmlformats.org/wordprocessingml/2006/main" xmlns:w14="http://schemas.microsoft.com/office/word/2010/wordml" xmlns:w15="http://schemas.microsoft.com/office/word/2012/wordml" xmlns:w16cex="http://schemas.microsoft.com/office/word/2018/wordml/cex" xmlns:w16cid="http://schemas.microsoft.com/office/word/2016/wordml/cid" xmlns:w16="http://schemas.microsoft.com/office/word/2018/wordml" xmlns:w16du="http://schemas.microsoft.com/office/word/2023/wordml/word16du" xmlns:w16sdtdh="http://schemas.microsoft.com/office/word/2020/wordml/sdtdatahash" xmlns:w16se="http://schemas.microsoft.com/office/word/2015/wordml/symex" mc:Ignorable="w14 w15 w16se w16cid w16 w16cex w16sdtdh w16du">
+<w:styles xmlns:mc="http://schemas.openxmlformats.org/markup-compatibility/2006" xmlns:r="http://schemas.openxmlformats.org/officeDocument/2006/relationships" xmlns:w="http://schemas.openxmlformats.org/wordprocessingml/2006/main" xmlns:w14="http://schemas.microsoft.com/office/word/2010/wordml" xmlns:w15="http://schemas.microsoft.com/office/word/2012/wordml" xmlns:w16se="http://schemas.microsoft.com/office/word/2015/wordml/symex" mc:Ignorable="w14 w15 w16se">
   <w:docDefaults>
     <w:rPrDefault>
       <w:rPr>
@@ -5719,7 +6190,7 @@
       </w:pPr>
     </w:pPrDefault>
   </w:docDefaults>
-  <w:latentStyles w:defLockedState="0" w:defUIPriority="99" w:defSemiHidden="0" w:defUnhideWhenUsed="0" w:defQFormat="0" w:count="376">
+  <w:latentStyles w:defLockedState="0" w:defUIPriority="99" w:defSemiHidden="0" w:defUnhideWhenUsed="0" w:defQFormat="0" w:count="371">
     <w:lsdException w:name="Normal" w:uiPriority="0" w:qFormat="1"/>
     <w:lsdException w:name="heading 1" w:uiPriority="9" w:qFormat="1"/>
     <w:lsdException w:name="heading 2" w:semiHidden="1" w:uiPriority="9" w:unhideWhenUsed="1" w:qFormat="1"/>
@@ -6091,8 +6562,6 @@
     <w:lsdException w:name="List Table 5 Dark Accent 6" w:uiPriority="50"/>
     <w:lsdException w:name="List Table 6 Colorful Accent 6" w:uiPriority="51"/>
     <w:lsdException w:name="List Table 7 Colorful Accent 6" w:uiPriority="52"/>
-    <w:lsdException w:name="Mention" w:semiHidden="1" w:unhideWhenUsed="1"/>
-    <w:lsdException w:name="Smart Hyperlink" w:semiHidden="1" w:unhideWhenUsed="1"/>
   </w:latentStyles>
   <w:style w:type="paragraph" w:default="1" w:styleId="Normal">
     <w:name w:val="Normal"/>
@@ -7039,7 +7508,7 @@
       </w:tblBorders>
     </w:tblPr>
   </w:style>
-  <w:style w:type="table" w:styleId="Tablaconcuadrcula4-nfasis1">
+  <w:style w:type="table" w:styleId="Tabladecuadrcula4-nfasis1">
     <w:name w:val="Grid Table 4 Accent 1"/>
     <w:basedOn w:val="Tablanormal"/>
     <w:uiPriority w:val="49"/>
@@ -7115,7 +7584,7 @@
       </w:tcPr>
     </w:tblStylePr>
   </w:style>
-  <w:style w:type="table" w:styleId="Tablaconcuadrcula6concolores-nfasis1">
+  <w:style w:type="table" w:styleId="Tabladecuadrcula6concolores-nfasis1">
     <w:name w:val="Grid Table 6 Colorful Accent 1"/>
     <w:basedOn w:val="Tablanormal"/>
     <w:uiPriority w:val="51"/>
@@ -7187,7 +7656,7 @@
       </w:tcPr>
     </w:tblStylePr>
   </w:style>
-  <w:style w:type="table" w:styleId="Tablaconcuadrcula5oscura-nfasis1">
+  <w:style w:type="table" w:styleId="Tabladecuadrcula5oscura-nfasis1">
     <w:name w:val="Grid Table 5 Dark Accent 1"/>
     <w:basedOn w:val="Tablanormal"/>
     <w:uiPriority w:val="50"/>
@@ -7293,7 +7762,7 @@
       </w:tcPr>
     </w:tblStylePr>
   </w:style>
-  <w:style w:type="table" w:styleId="Tablaconcuadrcula3-nfasis1">
+  <w:style w:type="table" w:styleId="Tabladecuadrcula3-nfasis1">
     <w:name w:val="Grid Table 3 Accent 1"/>
     <w:basedOn w:val="Tablanormal"/>
     <w:uiPriority w:val="48"/>
@@ -7425,7 +7894,7 @@
       </w:tcPr>
     </w:tblStylePr>
   </w:style>
-  <w:style w:type="table" w:styleId="Tablaconcuadrcula2-nfasis1">
+  <w:style w:type="table" w:styleId="Tabladecuadrcula2-nfasis1">
     <w:name w:val="Grid Table 2 Accent 1"/>
     <w:basedOn w:val="Tablanormal"/>
     <w:uiPriority w:val="47"/>
@@ -7550,7 +8019,7 @@
       <w:u w:val="single"/>
     </w:rPr>
   </w:style>
-  <w:style w:type="character" w:styleId="Mencinsinresolver">
+  <w:style w:type="character" w:customStyle="1" w:styleId="UnresolvedMention">
     <w:name w:val="Unresolved Mention"/>
     <w:basedOn w:val="Fuentedeprrafopredeter"/>
     <w:uiPriority w:val="99"/>

--- a/Tema1/UD1 Ejercicios parte1.docx
+++ b/Tema1/UD1 Ejercicios parte1.docx
@@ -2012,7 +2012,7 @@
       </w:pPr>
       <w:r>
         <w:rPr/>
-        <w:t>3. La IA va a eliminar más puestos de trabajo de programadores de los que va a crear.</w:t>
+        <w:t xml:space="preserve">3. La IA va a eliminar más puestos de trabajo de programadores de los que va a crear. </w:t>
       </w:r>
     </w:p>
     <w:p>
@@ -2098,7 +2098,6 @@
   <w:p>
     <w:pPr>
       <w:pStyle w:val="Normal"/>
-      <w:pBdr/>
       <w:tabs>
         <w:tab w:val="clear" w:pos="720"/>
         <w:tab w:val="center" w:pos="4252" w:leader="none"/>
@@ -2169,7 +2168,6 @@
   <w:p>
     <w:pPr>
       <w:pStyle w:val="Normal"/>
-      <w:pBdr/>
       <w:tabs>
         <w:tab w:val="clear" w:pos="720"/>
         <w:tab w:val="center" w:pos="4252" w:leader="none"/>
@@ -2240,7 +2238,6 @@
   <w:p>
     <w:pPr>
       <w:pStyle w:val="Header"/>
-      <w:keepNext w:val="true"/>
       <w:spacing w:before="240" w:after="120"/>
       <w:rPr/>
     </w:pPr>
@@ -2257,7 +2254,6 @@
     <w:pPr>
       <w:pStyle w:val="Normal"/>
       <w:keepNext w:val="true"/>
-      <w:pBdr/>
       <w:spacing w:before="240" w:after="120"/>
       <w:rPr>
         <w:rFonts w:ascii="Liberation Sans" w:hAnsi="Liberation Sans" w:eastAsia="Liberation Sans" w:cs="Liberation Sans"/>
@@ -2376,7 +2372,6 @@
     <w:pPr>
       <w:pStyle w:val="Normal"/>
       <w:keepNext w:val="true"/>
-      <w:pBdr/>
       <w:spacing w:before="240" w:after="120"/>
       <w:rPr>
         <w:rFonts w:ascii="Liberation Sans" w:hAnsi="Liberation Sans" w:eastAsia="Liberation Sans" w:cs="Liberation Sans"/>
@@ -3563,6 +3558,7 @@
     <w:rsid w:val="00c8698d"/>
     <w:pPr>
       <w:widowControl/>
+      <w:suppressAutoHyphens w:val="true"/>
       <w:bidi w:val="0"/>
       <w:spacing w:lineRule="auto" w:line="259" w:before="0" w:after="160"/>
       <w:jc w:val="both"/>
@@ -4207,7 +4203,7 @@
       <w:szCs w:val="28"/>
     </w:rPr>
   </w:style>
-  <w:style w:type="paragraph" w:styleId="BodyText">
+  <w:style w:type="paragraph" w:styleId="BodyText" w:customStyle="1">
     <w:name w:val="Body Text"/>
     <w:basedOn w:val="Normal"/>
     <w:pPr>
@@ -4217,7 +4213,7 @@
   </w:style>
   <w:style w:type="paragraph" w:styleId="List">
     <w:name w:val="List"/>
-    <w:basedOn w:val="Cuerpodetextouser"/>
+    <w:basedOn w:val="BodyText"/>
     <w:pPr/>
     <w:rPr/>
   </w:style>
@@ -4248,6 +4244,28 @@
     <w:rPr>
       <w:rFonts w:cs="Lucida Sans"/>
     </w:rPr>
+  </w:style>
+  <w:style w:type="paragraph" w:styleId="Ttulouser">
+    <w:name w:val="Título (user)"/>
+    <w:basedOn w:val="Normal"/>
+    <w:next w:val="BodyText"/>
+    <w:pPr>
+      <w:keepNext w:val="true"/>
+      <w:spacing w:before="240" w:after="120"/>
+    </w:pPr>
+    <w:rPr>
+      <w:rFonts w:ascii="Liberation Sans" w:hAnsi="Liberation Sans" w:eastAsia="Microsoft YaHei" w:cs="Lucida Sans"/>
+      <w:sz w:val="28"/>
+      <w:szCs w:val="28"/>
+    </w:rPr>
+  </w:style>
+  <w:style w:type="paragraph" w:styleId="ndiceuser" w:customStyle="1">
+    <w:name w:val="Índice (user)"/>
+    <w:basedOn w:val="Normal"/>
+    <w:pPr>
+      <w:suppressLineNumbers/>
+    </w:pPr>
+    <w:rPr/>
   </w:style>
   <w:style w:type="paragraph" w:styleId="Title">
     <w:name w:val="Title"/>
@@ -4277,6 +4295,12 @@
     <w:pPr/>
     <w:rPr/>
   </w:style>
+  <w:style w:type="paragraph" w:styleId="Cabeceraypieuser">
+    <w:name w:val="Cabecera y pie (user)"/>
+    <w:basedOn w:val="Normal"/>
+    <w:pPr/>
+    <w:rPr/>
+  </w:style>
   <w:style w:type="paragraph" w:styleId="Header">
     <w:name w:val="header"/>
     <w:basedOn w:val="Normal"/>
@@ -4290,14 +4314,6 @@
       <w:szCs w:val="28"/>
     </w:rPr>
   </w:style>
-  <w:style w:type="paragraph" w:styleId="Cuerpodetextouser" w:customStyle="1">
-    <w:name w:val="Cuerpo de texto (user)"/>
-    <w:basedOn w:val="Normal"/>
-    <w:pPr>
-      <w:spacing w:lineRule="auto" w:line="288" w:before="0" w:after="140"/>
-    </w:pPr>
-    <w:rPr/>
-  </w:style>
   <w:style w:type="paragraph" w:styleId="Pie" w:customStyle="1">
     <w:name w:val="Pie"/>
     <w:basedOn w:val="Normal"/>
@@ -4309,14 +4325,6 @@
       <w:i/>
       <w:iCs/>
     </w:rPr>
-  </w:style>
-  <w:style w:type="paragraph" w:styleId="ndiceuser" w:customStyle="1">
-    <w:name w:val="Índice (user)"/>
-    <w:basedOn w:val="Normal"/>
-    <w:pPr>
-      <w:suppressLineNumbers/>
-    </w:pPr>
-    <w:rPr/>
   </w:style>
   <w:style w:type="paragraph" w:styleId="Footer">
     <w:name w:val="footer"/>
@@ -4417,6 +4425,7 @@
     <w:rsid w:val="00d42f47"/>
     <w:pPr>
       <w:widowControl/>
+      <w:suppressAutoHyphens w:val="true"/>
       <w:bidi w:val="0"/>
       <w:spacing w:lineRule="auto" w:line="240" w:before="0" w:after="0"/>
       <w:jc w:val="both"/>
